--- a/docs/content/regression/regression_activity.docx
+++ b/docs/content/regression/regression_activity.docx
@@ -7,7 +7,7 @@
         <w:pStyle w:val="Title"/>
       </w:pPr>
       <w:r>
-        <w:t xml:space="preserve">Worksheet 05 — Linear Regression</w:t>
+        <w:t xml:space="preserve">Worksheet 11 — Linear Regression</w:t>
       </w:r>
     </w:p>
     <w:p>
@@ -31,7 +31,7 @@
         <w:pStyle w:val="Date"/>
       </w:pPr>
       <w:r>
-        <w:t xml:space="preserve">2026-07-05</w:t>
+        <w:t xml:space="preserve">2026-08-27</w:t>
       </w:r>
     </w:p>
     <w:bookmarkStart w:id="21" w:name="regression-predicting-leaf-area"/>
@@ -43,13 +43,13 @@
         <w:t xml:space="preserve">Regression — Predicting Leaf Area</w:t>
       </w:r>
     </w:p>
-    <w:bookmarkStart w:id="9" w:name="X5f9ec5337811d9ec6c175694dd2c42ab162ee93"/>
+    <w:bookmarkStart w:id="9" w:name="recap-from-worksheets-07-0910"/>
     <w:p>
       <w:pPr>
         <w:pStyle w:val="Heading3"/>
       </w:pPr>
       <w:r>
-        <w:t xml:space="preserve">Recap from the Quarto intro (Worksheet 4.5)</w:t>
+        <w:t xml:space="preserve">Recap from Worksheets 07, 09–10</w:t>
       </w:r>
     </w:p>
     <w:p>
@@ -222,7 +222,7 @@
           <w:b/>
           <w:bCs/>
         </w:rPr>
-        <w:t xml:space="preserve">Carried forward (Worksheet 04)</w:t>
+        <w:t xml:space="preserve">Carried forward (Worksheets 09–10)</w:t>
       </w:r>
       <w:r>
         <w:t xml:space="preserve"> </w:t>
@@ -723,51 +723,18 @@
               <w:t xml:space="preserve"> </w:t>
             </w:r>
             <w:r>
-              <w:t xml:space="preserve">what R will print. Then type the code yourself. Two reasons:</w:t>
+              <w:t xml:space="preserve">what R will print. Then type the code in yourself rather than pasting it.</w:t>
             </w:r>
           </w:p>
           <w:p>
             <w:pPr>
-              <w:pStyle w:val="Compact"/>
-              <w:numPr>
-                <w:ilvl w:val="0"/>
-                <w:numId w:val="1005"/>
-              </w:numPr>
+              <w:pStyle w:val="BodyText"/>
+            </w:pPr>
+            <w:pPr>
+              <w:spacing w:after="16"/>
             </w:pPr>
             <w:r>
-              <w:rPr>
-                <w:b/>
-                <w:bCs/>
-              </w:rPr>
-              <w:t xml:space="preserve">Predicting makes it stick.</w:t>
-            </w:r>
-            <w:r>
-              <w:t xml:space="preserve"> </w:t>
-            </w:r>
-            <w:r>
-              <w:t xml:space="preserve">Guessing the slope, R², or a residual pattern forces you to retrieve the idea — being surprised is when it sinks in.</w:t>
-            </w:r>
-          </w:p>
-          <w:p>
-            <w:pPr>
-              <w:pStyle w:val="Compact"/>
-              <w:numPr>
-                <w:ilvl w:val="0"/>
-                <w:numId w:val="1005"/>
-              </w:numPr>
-            </w:pPr>
-            <w:r>
-              <w:rPr>
-                <w:b/>
-                <w:bCs/>
-              </w:rPr>
-              <w:t xml:space="preserve">Typing beats pasting.</w:t>
-            </w:r>
-            <w:r>
-              <w:t xml:space="preserve"> </w:t>
-            </w:r>
-            <w:r>
-              <w:t xml:space="preserve">Typing trains your eye for the small errors (a flipped</w:t>
+              <w:t xml:space="preserve">A regression handout has a lot of numbers in it — slope, intercept, R², a t-value, a p-value — and it’s tempting to just read them off the screen. Committing to a guess about one of them first (is R² closer to 0.5 or 1? is the slope positive?) gives you a reason to actually look at the output instead of skimming past it. Typing the formula by hand also has a side benefit: it’s how you catch that you flipped</w:t>
             </w:r>
             <w:r>
               <w:t xml:space="preserve"> </w:t>
@@ -776,13 +743,13 @@
               <w:rPr>
                 <w:rStyle w:val="VerbatimChar"/>
               </w:rPr>
-              <w:t xml:space="preserve">lm()</w:t>
+              <w:t xml:space="preserve">area_cm2 ~ mass_g</w:t>
             </w:r>
             <w:r>
               <w:t xml:space="preserve"> </w:t>
             </w:r>
             <w:r>
-              <w:t xml:space="preserve">formula, a wrong</w:t>
+              <w:t xml:space="preserve">backwards, or typed</w:t>
             </w:r>
             <w:r>
               <w:t xml:space="preserve"> </w:t>
@@ -797,7 +764,7 @@
               <w:t xml:space="preserve"> </w:t>
             </w:r>
             <w:r>
-              <w:t xml:space="preserve">column name) that you would otherwise spend real time hunting.</w:t>
+              <w:t xml:space="preserve">with the wrong column name — mistakes that copy-paste would have hidden.</w:t>
             </w:r>
           </w:p>
           <w:p/>
@@ -806,7 +773,7 @@
     </w:tbl>
     <w:p>
       <w:pPr>
-        <w:pStyle w:val="FirstParagraph"/>
+        <w:pStyle w:val="BodyText"/>
       </w:pPr>
       <w:r>
         <w:t xml:space="preserve"> </w:t>
@@ -961,7 +928,7 @@
               <w:pStyle w:val="Compact"/>
               <w:numPr>
                 <w:ilvl w:val="0"/>
-                <w:numId w:val="1006"/>
+                <w:numId w:val="1005"/>
               </w:numPr>
             </w:pPr>
             <w:hyperlink r:id="rId17">
@@ -1015,7 +982,7 @@
               <w:pStyle w:val="Compact"/>
               <w:numPr>
                 <w:ilvl w:val="0"/>
-                <w:numId w:val="1006"/>
+                <w:numId w:val="1005"/>
               </w:numPr>
             </w:pPr>
             <w:hyperlink r:id="rId18">
@@ -2401,39 +2368,7 @@
         <w:t xml:space="preserve"> </w:t>
       </w:r>
       <w:r>
-        <w:t xml:space="preserve">In regression,</w:t>
-      </w:r>
-      <w:r>
-        <w:t xml:space="preserve"> </w:t>
-      </w:r>
-      <w:r>
-        <w:rPr>
-          <w:i/>
-          <w:iCs/>
-        </w:rPr>
-        <w:t xml:space="preserve">X</w:t>
-      </w:r>
-      <w:r>
-        <w:t xml:space="preserve"> </w:t>
-      </w:r>
-      <w:r>
-        <w:t xml:space="preserve">is what you measure (mass — easy with a balance), and</w:t>
-      </w:r>
-      <w:r>
-        <w:t xml:space="preserve"> </w:t>
-      </w:r>
-      <w:r>
-        <w:rPr>
-          <w:i/>
-          <w:iCs/>
-        </w:rPr>
-        <w:t xml:space="preserve">Y</w:t>
-      </w:r>
-      <w:r>
-        <w:t xml:space="preserve"> </w:t>
-      </w:r>
-      <w:r>
-        <w:t xml:space="preserve">is what you want to know (area — harder to measure on a complex leaf shape). We measure X to predict Y.</w:t>
+        <w:t xml:space="preserve">You could measure leaf area directly with a planimeter or a scanner, but a balance is what’s sitting on the lab bench. That’s the whole point of a calibration curve — trade a hard measurement (area) for an easy one (mass) once you’ve established that the two move together.</w:t>
       </w:r>
     </w:p>
     <w:p>
@@ -3941,7 +3876,7 @@
         <w:rPr>
           <w:rStyle w:val="StringTok"/>
         </w:rPr>
-        <w:t xml:space="preserve">"steelblue"</w:t>
+        <w:t xml:space="preserve">"darkblue"</w:t>
       </w:r>
       <w:r>
         <w:rPr>
@@ -4565,13 +4500,13 @@
     </w:p>
     <w:bookmarkEnd w:id="33"/>
     <w:bookmarkEnd w:id="34"/>
-    <w:bookmarkStart w:id="35" w:name="part-9-check-assumptions-residual-plot"/>
+    <w:bookmarkStart w:id="35" w:name="Xcc21a6fb0214b0aabeea8b1244f52a45c6051f7"/>
     <w:p>
       <w:pPr>
         <w:pStyle w:val="Heading1"/>
       </w:pPr>
       <w:r>
-        <w:t xml:space="preserve">Part 9 · Check assumptions — residual plot</w:t>
+        <w:t xml:space="preserve">Part 9 · Check assumptions — the base R diagnostic plots</w:t>
       </w:r>
     </w:p>
     <w:p>
@@ -4595,7 +4530,16 @@
         <w:t xml:space="preserve"> </w:t>
       </w:r>
       <w:r>
-        <w:t xml:space="preserve">If the line fits well, what should the residuals-vs-fitted plot look like — a flat random cloud, a curve, or a funnel? Predict, then run.</w:t>
+        <w:rPr>
+          <w:rStyle w:val="VerbatimChar"/>
+        </w:rPr>
+        <w:t xml:space="preserve">plot()</w:t>
+      </w:r>
+      <w:r>
+        <w:t xml:space="preserve"> </w:t>
+      </w:r>
+      <w:r>
+        <w:t xml:space="preserve">on a fitted model gives four panels at once. One is a QQ plot of the residuals — what do you predict the other three will show?</w:t>
       </w:r>
     </w:p>
     <w:p>
@@ -4618,49 +4562,16 @@
         <w:rPr>
           <w:rStyle w:val="CommentTok"/>
         </w:rPr>
-        <w:t xml:space="preserve"># Add fitted values and residuals to the data ----------</w:t>
-      </w:r>
-      <w:r>
-        <w:br/>
-      </w:r>
-      <w:r>
-        <w:rPr>
-          <w:rStyle w:val="NormalTok"/>
-        </w:rPr>
-        <w:t xml:space="preserve">paper_resid_df </w:t>
-      </w:r>
-      <w:r>
-        <w:rPr>
-          <w:rStyle w:val="OtherTok"/>
-        </w:rPr>
-        <w:t xml:space="preserve">&lt;-</w:t>
-      </w:r>
-      <w:r>
-        <w:rPr>
-          <w:rStyle w:val="NormalTok"/>
-        </w:rPr>
-        <w:t xml:space="preserve"> paper_df </w:t>
-      </w:r>
-      <w:r>
-        <w:rPr>
-          <w:rStyle w:val="SpecialCharTok"/>
-        </w:rPr>
-        <w:t xml:space="preserve">%&gt;%</w:t>
-      </w:r>
-      <w:r>
-        <w:br/>
-      </w:r>
-      <w:r>
-        <w:rPr>
-          <w:rStyle w:val="NormalTok"/>
-        </w:rPr>
-        <w:t xml:space="preserve">  </w:t>
+        <w:t xml:space="preserve"># plot() on an lm object gives all four diagnostics -----</w:t>
+      </w:r>
+      <w:r>
+        <w:br/>
       </w:r>
       <w:r>
         <w:rPr>
           <w:rStyle w:val="FunctionTok"/>
         </w:rPr>
-        <w:t xml:space="preserve">mutate</w:t>
+        <w:t xml:space="preserve">par</w:t>
       </w:r>
       <w:r>
         <w:rPr>
@@ -4669,19 +4580,10 @@
         <w:t xml:space="preserve">(</w:t>
       </w:r>
       <w:r>
-        <w:br/>
-      </w:r>
-      <w:r>
-        <w:rPr>
-          <w:rStyle w:val="NormalTok"/>
-        </w:rPr>
-        <w:t xml:space="preserve">    </w:t>
-      </w:r>
-      <w:r>
         <w:rPr>
           <w:rStyle w:val="AttributeTok"/>
         </w:rPr>
-        <w:t xml:space="preserve">fitted    =</w:t>
+        <w:t xml:space="preserve">mfrow =</w:t>
       </w:r>
       <w:r>
         <w:rPr>
@@ -4693,468 +4595,52 @@
         <w:rPr>
           <w:rStyle w:val="FunctionTok"/>
         </w:rPr>
-        <w:t xml:space="preserve">fitted</w:t>
-      </w:r>
-      <w:r>
-        <w:rPr>
-          <w:rStyle w:val="NormalTok"/>
-        </w:rPr>
-        <w:t xml:space="preserve">(paper_lm_model),</w:t>
-      </w:r>
-      <w:r>
-        <w:br/>
-      </w:r>
-      <w:r>
-        <w:rPr>
-          <w:rStyle w:val="NormalTok"/>
-        </w:rPr>
-        <w:t xml:space="preserve">    </w:t>
-      </w:r>
-      <w:r>
-        <w:rPr>
-          <w:rStyle w:val="AttributeTok"/>
-        </w:rPr>
-        <w:t xml:space="preserve">residuals =</w:t>
-      </w:r>
-      <w:r>
-        <w:rPr>
-          <w:rStyle w:val="NormalTok"/>
-        </w:rPr>
-        <w:t xml:space="preserve"> </w:t>
+        <w:t xml:space="preserve">c</w:t>
+      </w:r>
+      <w:r>
+        <w:rPr>
+          <w:rStyle w:val="NormalTok"/>
+        </w:rPr>
+        <w:t xml:space="preserve">(</w:t>
+      </w:r>
+      <w:r>
+        <w:rPr>
+          <w:rStyle w:val="DecValTok"/>
+        </w:rPr>
+        <w:t xml:space="preserve">2</w:t>
+      </w:r>
+      <w:r>
+        <w:rPr>
+          <w:rStyle w:val="NormalTok"/>
+        </w:rPr>
+        <w:t xml:space="preserve">, </w:t>
+      </w:r>
+      <w:r>
+        <w:rPr>
+          <w:rStyle w:val="DecValTok"/>
+        </w:rPr>
+        <w:t xml:space="preserve">2</w:t>
+      </w:r>
+      <w:r>
+        <w:rPr>
+          <w:rStyle w:val="NormalTok"/>
+        </w:rPr>
+        <w:t xml:space="preserve">))</w:t>
+      </w:r>
+      <w:r>
+        <w:br/>
       </w:r>
       <w:r>
         <w:rPr>
           <w:rStyle w:val="FunctionTok"/>
         </w:rPr>
-        <w:t xml:space="preserve">residuals</w:t>
+        <w:t xml:space="preserve">plot</w:t>
       </w:r>
       <w:r>
         <w:rPr>
           <w:rStyle w:val="NormalTok"/>
         </w:rPr>
         <w:t xml:space="preserve">(paper_lm_model)</w:t>
-      </w:r>
-      <w:r>
-        <w:br/>
-      </w:r>
-      <w:r>
-        <w:rPr>
-          <w:rStyle w:val="NormalTok"/>
-        </w:rPr>
-        <w:t xml:space="preserve">  )</w:t>
-      </w:r>
-    </w:p>
-    <w:p>
-      <w:pPr>
-        <w:pStyle w:val="SourceCode"/>
-      </w:pPr>
-      <w:r>
-        <w:rPr>
-          <w:rStyle w:val="CommentTok"/>
-        </w:rPr>
-        <w:t xml:space="preserve"># Residuals vs Fitted — checks linearity and equal variance</w:t>
-      </w:r>
-      <w:r>
-        <w:br/>
-      </w:r>
-      <w:r>
-        <w:rPr>
-          <w:rStyle w:val="NormalTok"/>
-        </w:rPr>
-        <w:t xml:space="preserve">resid_09_plot </w:t>
-      </w:r>
-      <w:r>
-        <w:rPr>
-          <w:rStyle w:val="OtherTok"/>
-        </w:rPr>
-        <w:t xml:space="preserve">&lt;-</w:t>
-      </w:r>
-      <w:r>
-        <w:rPr>
-          <w:rStyle w:val="NormalTok"/>
-        </w:rPr>
-        <w:t xml:space="preserve"> paper_resid_df </w:t>
-      </w:r>
-      <w:r>
-        <w:rPr>
-          <w:rStyle w:val="SpecialCharTok"/>
-        </w:rPr>
-        <w:t xml:space="preserve">%&gt;%</w:t>
-      </w:r>
-      <w:r>
-        <w:br/>
-      </w:r>
-      <w:r>
-        <w:rPr>
-          <w:rStyle w:val="NormalTok"/>
-        </w:rPr>
-        <w:t xml:space="preserve">  </w:t>
-      </w:r>
-      <w:r>
-        <w:rPr>
-          <w:rStyle w:val="FunctionTok"/>
-        </w:rPr>
-        <w:t xml:space="preserve">ggplot</w:t>
-      </w:r>
-      <w:r>
-        <w:rPr>
-          <w:rStyle w:val="NormalTok"/>
-        </w:rPr>
-        <w:t xml:space="preserve">(</w:t>
-      </w:r>
-      <w:r>
-        <w:rPr>
-          <w:rStyle w:val="FunctionTok"/>
-        </w:rPr>
-        <w:t xml:space="preserve">aes</w:t>
-      </w:r>
-      <w:r>
-        <w:rPr>
-          <w:rStyle w:val="NormalTok"/>
-        </w:rPr>
-        <w:t xml:space="preserve">(</w:t>
-      </w:r>
-      <w:r>
-        <w:rPr>
-          <w:rStyle w:val="AttributeTok"/>
-        </w:rPr>
-        <w:t xml:space="preserve">x =</w:t>
-      </w:r>
-      <w:r>
-        <w:rPr>
-          <w:rStyle w:val="NormalTok"/>
-        </w:rPr>
-        <w:t xml:space="preserve"> fitted, </w:t>
-      </w:r>
-      <w:r>
-        <w:rPr>
-          <w:rStyle w:val="AttributeTok"/>
-        </w:rPr>
-        <w:t xml:space="preserve">y =</w:t>
-      </w:r>
-      <w:r>
-        <w:rPr>
-          <w:rStyle w:val="NormalTok"/>
-        </w:rPr>
-        <w:t xml:space="preserve"> residuals)) </w:t>
-      </w:r>
-      <w:r>
-        <w:rPr>
-          <w:rStyle w:val="SpecialCharTok"/>
-        </w:rPr>
-        <w:t xml:space="preserve">+</w:t>
-      </w:r>
-      <w:r>
-        <w:br/>
-      </w:r>
-      <w:r>
-        <w:rPr>
-          <w:rStyle w:val="NormalTok"/>
-        </w:rPr>
-        <w:t xml:space="preserve">  </w:t>
-      </w:r>
-      <w:r>
-        <w:rPr>
-          <w:rStyle w:val="FunctionTok"/>
-        </w:rPr>
-        <w:t xml:space="preserve">geom_point</w:t>
-      </w:r>
-      <w:r>
-        <w:rPr>
-          <w:rStyle w:val="NormalTok"/>
-        </w:rPr>
-        <w:t xml:space="preserve">(</w:t>
-      </w:r>
-      <w:r>
-        <w:rPr>
-          <w:rStyle w:val="AttributeTok"/>
-        </w:rPr>
-        <w:t xml:space="preserve">alpha =</w:t>
-      </w:r>
-      <w:r>
-        <w:rPr>
-          <w:rStyle w:val="NormalTok"/>
-        </w:rPr>
-        <w:t xml:space="preserve"> </w:t>
-      </w:r>
-      <w:r>
-        <w:rPr>
-          <w:rStyle w:val="FloatTok"/>
-        </w:rPr>
-        <w:t xml:space="preserve">0.5</w:t>
-      </w:r>
-      <w:r>
-        <w:rPr>
-          <w:rStyle w:val="NormalTok"/>
-        </w:rPr>
-        <w:t xml:space="preserve">) </w:t>
-      </w:r>
-      <w:r>
-        <w:rPr>
-          <w:rStyle w:val="SpecialCharTok"/>
-        </w:rPr>
-        <w:t xml:space="preserve">+</w:t>
-      </w:r>
-      <w:r>
-        <w:br/>
-      </w:r>
-      <w:r>
-        <w:rPr>
-          <w:rStyle w:val="NormalTok"/>
-        </w:rPr>
-        <w:t xml:space="preserve">  </w:t>
-      </w:r>
-      <w:r>
-        <w:rPr>
-          <w:rStyle w:val="FunctionTok"/>
-        </w:rPr>
-        <w:t xml:space="preserve">geom_hline</w:t>
-      </w:r>
-      <w:r>
-        <w:rPr>
-          <w:rStyle w:val="NormalTok"/>
-        </w:rPr>
-        <w:t xml:space="preserve">(</w:t>
-      </w:r>
-      <w:r>
-        <w:rPr>
-          <w:rStyle w:val="AttributeTok"/>
-        </w:rPr>
-        <w:t xml:space="preserve">yintercept =</w:t>
-      </w:r>
-      <w:r>
-        <w:rPr>
-          <w:rStyle w:val="NormalTok"/>
-        </w:rPr>
-        <w:t xml:space="preserve"> </w:t>
-      </w:r>
-      <w:r>
-        <w:rPr>
-          <w:rStyle w:val="DecValTok"/>
-        </w:rPr>
-        <w:t xml:space="preserve">0</w:t>
-      </w:r>
-      <w:r>
-        <w:rPr>
-          <w:rStyle w:val="NormalTok"/>
-        </w:rPr>
-        <w:t xml:space="preserve">, </w:t>
-      </w:r>
-      <w:r>
-        <w:rPr>
-          <w:rStyle w:val="AttributeTok"/>
-        </w:rPr>
-        <w:t xml:space="preserve">linetype =</w:t>
-      </w:r>
-      <w:r>
-        <w:rPr>
-          <w:rStyle w:val="NormalTok"/>
-        </w:rPr>
-        <w:t xml:space="preserve"> </w:t>
-      </w:r>
-      <w:r>
-        <w:rPr>
-          <w:rStyle w:val="StringTok"/>
-        </w:rPr>
-        <w:t xml:space="preserve">"dashed"</w:t>
-      </w:r>
-      <w:r>
-        <w:rPr>
-          <w:rStyle w:val="NormalTok"/>
-        </w:rPr>
-        <w:t xml:space="preserve">, </w:t>
-      </w:r>
-      <w:r>
-        <w:rPr>
-          <w:rStyle w:val="AttributeTok"/>
-        </w:rPr>
-        <w:t xml:space="preserve">color =</w:t>
-      </w:r>
-      <w:r>
-        <w:rPr>
-          <w:rStyle w:val="NormalTok"/>
-        </w:rPr>
-        <w:t xml:space="preserve"> </w:t>
-      </w:r>
-      <w:r>
-        <w:rPr>
-          <w:rStyle w:val="StringTok"/>
-        </w:rPr>
-        <w:t xml:space="preserve">"red"</w:t>
-      </w:r>
-      <w:r>
-        <w:rPr>
-          <w:rStyle w:val="NormalTok"/>
-        </w:rPr>
-        <w:t xml:space="preserve">) </w:t>
-      </w:r>
-      <w:r>
-        <w:rPr>
-          <w:rStyle w:val="SpecialCharTok"/>
-        </w:rPr>
-        <w:t xml:space="preserve">+</w:t>
-      </w:r>
-      <w:r>
-        <w:br/>
-      </w:r>
-      <w:r>
-        <w:rPr>
-          <w:rStyle w:val="NormalTok"/>
-        </w:rPr>
-        <w:t xml:space="preserve">  </w:t>
-      </w:r>
-      <w:r>
-        <w:rPr>
-          <w:rStyle w:val="FunctionTok"/>
-        </w:rPr>
-        <w:t xml:space="preserve">labs</w:t>
-      </w:r>
-      <w:r>
-        <w:rPr>
-          <w:rStyle w:val="NormalTok"/>
-        </w:rPr>
-        <w:t xml:space="preserve">(</w:t>
-      </w:r>
-      <w:r>
-        <w:br/>
-      </w:r>
-      <w:r>
-        <w:rPr>
-          <w:rStyle w:val="NormalTok"/>
-        </w:rPr>
-        <w:t xml:space="preserve">    </w:t>
-      </w:r>
-      <w:r>
-        <w:rPr>
-          <w:rStyle w:val="AttributeTok"/>
-        </w:rPr>
-        <w:t xml:space="preserve">title =</w:t>
-      </w:r>
-      <w:r>
-        <w:rPr>
-          <w:rStyle w:val="NormalTok"/>
-        </w:rPr>
-        <w:t xml:space="preserve"> </w:t>
-      </w:r>
-      <w:r>
-        <w:rPr>
-          <w:rStyle w:val="StringTok"/>
-        </w:rPr>
-        <w:t xml:space="preserve">"Residuals vs Fitted Values"</w:t>
-      </w:r>
-      <w:r>
-        <w:rPr>
-          <w:rStyle w:val="NormalTok"/>
-        </w:rPr>
-        <w:t xml:space="preserve">,</w:t>
-      </w:r>
-      <w:r>
-        <w:br/>
-      </w:r>
-      <w:r>
-        <w:rPr>
-          <w:rStyle w:val="NormalTok"/>
-        </w:rPr>
-        <w:t xml:space="preserve">    </w:t>
-      </w:r>
-      <w:r>
-        <w:rPr>
-          <w:rStyle w:val="AttributeTok"/>
-        </w:rPr>
-        <w:t xml:space="preserve">x     =</w:t>
-      </w:r>
-      <w:r>
-        <w:rPr>
-          <w:rStyle w:val="NormalTok"/>
-        </w:rPr>
-        <w:t xml:space="preserve"> </w:t>
-      </w:r>
-      <w:r>
-        <w:rPr>
-          <w:rStyle w:val="StringTok"/>
-        </w:rPr>
-        <w:t xml:space="preserve">"Fitted Values (cm²)"</w:t>
-      </w:r>
-      <w:r>
-        <w:rPr>
-          <w:rStyle w:val="NormalTok"/>
-        </w:rPr>
-        <w:t xml:space="preserve">,</w:t>
-      </w:r>
-      <w:r>
-        <w:br/>
-      </w:r>
-      <w:r>
-        <w:rPr>
-          <w:rStyle w:val="NormalTok"/>
-        </w:rPr>
-        <w:t xml:space="preserve">    </w:t>
-      </w:r>
-      <w:r>
-        <w:rPr>
-          <w:rStyle w:val="AttributeTok"/>
-        </w:rPr>
-        <w:t xml:space="preserve">y     =</w:t>
-      </w:r>
-      <w:r>
-        <w:rPr>
-          <w:rStyle w:val="NormalTok"/>
-        </w:rPr>
-        <w:t xml:space="preserve"> </w:t>
-      </w:r>
-      <w:r>
-        <w:rPr>
-          <w:rStyle w:val="StringTok"/>
-        </w:rPr>
-        <w:t xml:space="preserve">"Residuals (cm²)"</w:t>
-      </w:r>
-      <w:r>
-        <w:br/>
-      </w:r>
-      <w:r>
-        <w:rPr>
-          <w:rStyle w:val="NormalTok"/>
-        </w:rPr>
-        <w:t xml:space="preserve">  ) </w:t>
-      </w:r>
-      <w:r>
-        <w:rPr>
-          <w:rStyle w:val="SpecialCharTok"/>
-        </w:rPr>
-        <w:t xml:space="preserve">+</w:t>
-      </w:r>
-      <w:r>
-        <w:br/>
-      </w:r>
-      <w:r>
-        <w:rPr>
-          <w:rStyle w:val="NormalTok"/>
-        </w:rPr>
-        <w:t xml:space="preserve">  </w:t>
-      </w:r>
-      <w:r>
-        <w:rPr>
-          <w:rStyle w:val="FunctionTok"/>
-        </w:rPr>
-        <w:t xml:space="preserve">theme_minimal</w:t>
-      </w:r>
-      <w:r>
-        <w:rPr>
-          <w:rStyle w:val="NormalTok"/>
-        </w:rPr>
-        <w:t xml:space="preserve">()</w:t>
-      </w:r>
-      <w:r>
-        <w:br/>
-      </w:r>
-      <w:r>
-        <w:br/>
-      </w:r>
-      <w:r>
-        <w:rPr>
-          <w:rStyle w:val="NormalTok"/>
-        </w:rPr>
-        <w:t xml:space="preserve">resid_09_plot</w:t>
       </w:r>
     </w:p>
     <w:p>
@@ -5178,7 +4664,7 @@
         <w:t xml:space="preserve"> </w:t>
       </w:r>
       <w:r>
-        <w:t xml:space="preserve">Describe the residual plot. Do the points form a random cloud around zero, or is there a pattern?</w:t>
+        <w:t xml:space="preserve">Describe panel 1 (Residuals vs Fitted). Do the points form a random cloud around zero, or is there a pattern?</w:t>
       </w:r>
     </w:p>
     <w:p>
@@ -5207,7 +4693,7 @@
         <w:rPr>
           <w:rStyle w:val="VerbatimChar"/>
         </w:rPr>
-        <w:t xml:space="preserve">Any evidence of unequal variance (funnel shape)?  Y / N</w:t>
+        <w:t xml:space="preserve">Any evidence of unequal variance (funnel shape in panel 1 or 3)?  Y / N</w:t>
       </w:r>
     </w:p>
     <w:p>
@@ -5286,13 +4772,13 @@
       </w:r>
     </w:p>
     <w:bookmarkEnd w:id="35"/>
-    <w:bookmarkStart w:id="37" w:name="X6af16f8090d3b1fa5d9f52b536042b25db66f5a"/>
+    <w:bookmarkStart w:id="37" w:name="X63d058815a7e7964118316925d6b4b74b6655a8"/>
     <w:p>
       <w:pPr>
         <w:pStyle w:val="Heading1"/>
       </w:pPr>
       <w:r>
-        <w:t xml:space="preserve">Part 10 · Check assumptions — QQ plot and Shapiro-Wilk</w:t>
+        <w:t xml:space="preserve">Part 10 · Confirming normality — Shapiro-Wilk</w:t>
       </w:r>
     </w:p>
     <w:p>
@@ -5315,359 +4801,6 @@
         <w:rPr>
           <w:rStyle w:val="CommentTok"/>
         </w:rPr>
-        <w:t xml:space="preserve"># QQ plot of residuals — checks normality assumption ---</w:t>
-      </w:r>
-      <w:r>
-        <w:br/>
-      </w:r>
-      <w:r>
-        <w:rPr>
-          <w:rStyle w:val="NormalTok"/>
-        </w:rPr>
-        <w:t xml:space="preserve">qq_resid_09_plot </w:t>
-      </w:r>
-      <w:r>
-        <w:rPr>
-          <w:rStyle w:val="OtherTok"/>
-        </w:rPr>
-        <w:t xml:space="preserve">&lt;-</w:t>
-      </w:r>
-      <w:r>
-        <w:rPr>
-          <w:rStyle w:val="NormalTok"/>
-        </w:rPr>
-        <w:t xml:space="preserve"> paper_resid_df </w:t>
-      </w:r>
-      <w:r>
-        <w:rPr>
-          <w:rStyle w:val="SpecialCharTok"/>
-        </w:rPr>
-        <w:t xml:space="preserve">%&gt;%</w:t>
-      </w:r>
-      <w:r>
-        <w:br/>
-      </w:r>
-      <w:r>
-        <w:rPr>
-          <w:rStyle w:val="NormalTok"/>
-        </w:rPr>
-        <w:t xml:space="preserve">  </w:t>
-      </w:r>
-      <w:r>
-        <w:rPr>
-          <w:rStyle w:val="FunctionTok"/>
-        </w:rPr>
-        <w:t xml:space="preserve">ggplot</w:t>
-      </w:r>
-      <w:r>
-        <w:rPr>
-          <w:rStyle w:val="NormalTok"/>
-        </w:rPr>
-        <w:t xml:space="preserve">(</w:t>
-      </w:r>
-      <w:r>
-        <w:rPr>
-          <w:rStyle w:val="FunctionTok"/>
-        </w:rPr>
-        <w:t xml:space="preserve">aes</w:t>
-      </w:r>
-      <w:r>
-        <w:rPr>
-          <w:rStyle w:val="NormalTok"/>
-        </w:rPr>
-        <w:t xml:space="preserve">(</w:t>
-      </w:r>
-      <w:r>
-        <w:rPr>
-          <w:rStyle w:val="AttributeTok"/>
-        </w:rPr>
-        <w:t xml:space="preserve">sample =</w:t>
-      </w:r>
-      <w:r>
-        <w:rPr>
-          <w:rStyle w:val="NormalTok"/>
-        </w:rPr>
-        <w:t xml:space="preserve"> residuals)) </w:t>
-      </w:r>
-      <w:r>
-        <w:rPr>
-          <w:rStyle w:val="SpecialCharTok"/>
-        </w:rPr>
-        <w:t xml:space="preserve">+</w:t>
-      </w:r>
-      <w:r>
-        <w:br/>
-      </w:r>
-      <w:r>
-        <w:rPr>
-          <w:rStyle w:val="NormalTok"/>
-        </w:rPr>
-        <w:t xml:space="preserve">  </w:t>
-      </w:r>
-      <w:r>
-        <w:rPr>
-          <w:rStyle w:val="FunctionTok"/>
-        </w:rPr>
-        <w:t xml:space="preserve">stat_qq</w:t>
-      </w:r>
-      <w:r>
-        <w:rPr>
-          <w:rStyle w:val="NormalTok"/>
-        </w:rPr>
-        <w:t xml:space="preserve">() </w:t>
-      </w:r>
-      <w:r>
-        <w:rPr>
-          <w:rStyle w:val="SpecialCharTok"/>
-        </w:rPr>
-        <w:t xml:space="preserve">+</w:t>
-      </w:r>
-      <w:r>
-        <w:br/>
-      </w:r>
-      <w:r>
-        <w:rPr>
-          <w:rStyle w:val="NormalTok"/>
-        </w:rPr>
-        <w:t xml:space="preserve">  </w:t>
-      </w:r>
-      <w:r>
-        <w:rPr>
-          <w:rStyle w:val="FunctionTok"/>
-        </w:rPr>
-        <w:t xml:space="preserve">stat_qq_line</w:t>
-      </w:r>
-      <w:r>
-        <w:rPr>
-          <w:rStyle w:val="NormalTok"/>
-        </w:rPr>
-        <w:t xml:space="preserve">(</w:t>
-      </w:r>
-      <w:r>
-        <w:rPr>
-          <w:rStyle w:val="AttributeTok"/>
-        </w:rPr>
-        <w:t xml:space="preserve">color =</w:t>
-      </w:r>
-      <w:r>
-        <w:rPr>
-          <w:rStyle w:val="NormalTok"/>
-        </w:rPr>
-        <w:t xml:space="preserve"> </w:t>
-      </w:r>
-      <w:r>
-        <w:rPr>
-          <w:rStyle w:val="StringTok"/>
-        </w:rPr>
-        <w:t xml:space="preserve">"red"</w:t>
-      </w:r>
-      <w:r>
-        <w:rPr>
-          <w:rStyle w:val="NormalTok"/>
-        </w:rPr>
-        <w:t xml:space="preserve">, </w:t>
-      </w:r>
-      <w:r>
-        <w:rPr>
-          <w:rStyle w:val="AttributeTok"/>
-        </w:rPr>
-        <w:t xml:space="preserve">linewidth =</w:t>
-      </w:r>
-      <w:r>
-        <w:rPr>
-          <w:rStyle w:val="NormalTok"/>
-        </w:rPr>
-        <w:t xml:space="preserve"> </w:t>
-      </w:r>
-      <w:r>
-        <w:rPr>
-          <w:rStyle w:val="FloatTok"/>
-        </w:rPr>
-        <w:t xml:space="preserve">0.8</w:t>
-      </w:r>
-      <w:r>
-        <w:rPr>
-          <w:rStyle w:val="NormalTok"/>
-        </w:rPr>
-        <w:t xml:space="preserve">) </w:t>
-      </w:r>
-      <w:r>
-        <w:rPr>
-          <w:rStyle w:val="SpecialCharTok"/>
-        </w:rPr>
-        <w:t xml:space="preserve">+</w:t>
-      </w:r>
-      <w:r>
-        <w:br/>
-      </w:r>
-      <w:r>
-        <w:rPr>
-          <w:rStyle w:val="NormalTok"/>
-        </w:rPr>
-        <w:t xml:space="preserve">  </w:t>
-      </w:r>
-      <w:r>
-        <w:rPr>
-          <w:rStyle w:val="FunctionTok"/>
-        </w:rPr>
-        <w:t xml:space="preserve">labs</w:t>
-      </w:r>
-      <w:r>
-        <w:rPr>
-          <w:rStyle w:val="NormalTok"/>
-        </w:rPr>
-        <w:t xml:space="preserve">(</w:t>
-      </w:r>
-      <w:r>
-        <w:br/>
-      </w:r>
-      <w:r>
-        <w:rPr>
-          <w:rStyle w:val="NormalTok"/>
-        </w:rPr>
-        <w:t xml:space="preserve">    </w:t>
-      </w:r>
-      <w:r>
-        <w:rPr>
-          <w:rStyle w:val="AttributeTok"/>
-        </w:rPr>
-        <w:t xml:space="preserve">title =</w:t>
-      </w:r>
-      <w:r>
-        <w:rPr>
-          <w:rStyle w:val="NormalTok"/>
-        </w:rPr>
-        <w:t xml:space="preserve"> </w:t>
-      </w:r>
-      <w:r>
-        <w:rPr>
-          <w:rStyle w:val="StringTok"/>
-        </w:rPr>
-        <w:t xml:space="preserve">"Normal QQ Plot of Residuals"</w:t>
-      </w:r>
-      <w:r>
-        <w:rPr>
-          <w:rStyle w:val="NormalTok"/>
-        </w:rPr>
-        <w:t xml:space="preserve">,</w:t>
-      </w:r>
-      <w:r>
-        <w:br/>
-      </w:r>
-      <w:r>
-        <w:rPr>
-          <w:rStyle w:val="NormalTok"/>
-        </w:rPr>
-        <w:t xml:space="preserve">    </w:t>
-      </w:r>
-      <w:r>
-        <w:rPr>
-          <w:rStyle w:val="AttributeTok"/>
-        </w:rPr>
-        <w:t xml:space="preserve">x     =</w:t>
-      </w:r>
-      <w:r>
-        <w:rPr>
-          <w:rStyle w:val="NormalTok"/>
-        </w:rPr>
-        <w:t xml:space="preserve"> </w:t>
-      </w:r>
-      <w:r>
-        <w:rPr>
-          <w:rStyle w:val="StringTok"/>
-        </w:rPr>
-        <w:t xml:space="preserve">"Theoretical Quantiles"</w:t>
-      </w:r>
-      <w:r>
-        <w:rPr>
-          <w:rStyle w:val="NormalTok"/>
-        </w:rPr>
-        <w:t xml:space="preserve">,</w:t>
-      </w:r>
-      <w:r>
-        <w:br/>
-      </w:r>
-      <w:r>
-        <w:rPr>
-          <w:rStyle w:val="NormalTok"/>
-        </w:rPr>
-        <w:t xml:space="preserve">    </w:t>
-      </w:r>
-      <w:r>
-        <w:rPr>
-          <w:rStyle w:val="AttributeTok"/>
-        </w:rPr>
-        <w:t xml:space="preserve">y     =</w:t>
-      </w:r>
-      <w:r>
-        <w:rPr>
-          <w:rStyle w:val="NormalTok"/>
-        </w:rPr>
-        <w:t xml:space="preserve"> </w:t>
-      </w:r>
-      <w:r>
-        <w:rPr>
-          <w:rStyle w:val="StringTok"/>
-        </w:rPr>
-        <w:t xml:space="preserve">"Sample Quantiles"</w:t>
-      </w:r>
-      <w:r>
-        <w:br/>
-      </w:r>
-      <w:r>
-        <w:rPr>
-          <w:rStyle w:val="NormalTok"/>
-        </w:rPr>
-        <w:t xml:space="preserve">  ) </w:t>
-      </w:r>
-      <w:r>
-        <w:rPr>
-          <w:rStyle w:val="SpecialCharTok"/>
-        </w:rPr>
-        <w:t xml:space="preserve">+</w:t>
-      </w:r>
-      <w:r>
-        <w:br/>
-      </w:r>
-      <w:r>
-        <w:rPr>
-          <w:rStyle w:val="NormalTok"/>
-        </w:rPr>
-        <w:t xml:space="preserve">  </w:t>
-      </w:r>
-      <w:r>
-        <w:rPr>
-          <w:rStyle w:val="FunctionTok"/>
-        </w:rPr>
-        <w:t xml:space="preserve">theme_minimal</w:t>
-      </w:r>
-      <w:r>
-        <w:rPr>
-          <w:rStyle w:val="NormalTok"/>
-        </w:rPr>
-        <w:t xml:space="preserve">()</w:t>
-      </w:r>
-      <w:r>
-        <w:br/>
-      </w:r>
-      <w:r>
-        <w:br/>
-      </w:r>
-      <w:r>
-        <w:rPr>
-          <w:rStyle w:val="NormalTok"/>
-        </w:rPr>
-        <w:t xml:space="preserve">qq_resid_09_plot</w:t>
-      </w:r>
-    </w:p>
-    <w:p>
-      <w:pPr>
-        <w:pStyle w:val="SourceCode"/>
-      </w:pPr>
-      <w:r>
-        <w:rPr>
-          <w:rStyle w:val="CommentTok"/>
-        </w:rPr>
         <w:t xml:space="preserve"># Shapiro-Wilk test on residuals — NOT on raw data -----</w:t>
       </w:r>
       <w:r>
@@ -5740,6 +4873,56 @@
           <w:rStyle w:val="VerbatimChar"/>
         </w:rPr>
         <w:t xml:space="preserve">Decision (normal / not normal):</w:t>
+      </w:r>
+    </w:p>
+    <w:p>
+      <w:pPr>
+        <w:pStyle w:val="FirstParagraph"/>
+      </w:pPr>
+      <w:r>
+        <w:t xml:space="preserve">✏️</w:t>
+      </w:r>
+      <w:r>
+        <w:t xml:space="preserve"> </w:t>
+      </w:r>
+      <w:r>
+        <w:rPr>
+          <w:b/>
+          <w:bCs/>
+        </w:rPr>
+        <w:t xml:space="preserve">Your turn:</w:t>
+      </w:r>
+      <w:r>
+        <w:t xml:space="preserve"> </w:t>
+      </w:r>
+      <w:r>
+        <w:t xml:space="preserve">Does the Shapiro-Wilk decision agree with what panel 2 (Normal Q-Q) of</w:t>
+      </w:r>
+      <w:r>
+        <w:t xml:space="preserve"> </w:t>
+      </w:r>
+      <w:r>
+        <w:rPr>
+          <w:rStyle w:val="VerbatimChar"/>
+        </w:rPr>
+        <w:t xml:space="preserve">plot(paper_lm_model)</w:t>
+      </w:r>
+      <w:r>
+        <w:t xml:space="preserve"> </w:t>
+      </w:r>
+      <w:r>
+        <w:t xml:space="preserve">showed you?</w:t>
+      </w:r>
+    </w:p>
+    <w:p>
+      <w:pPr>
+        <w:pStyle w:val="SourceCode"/>
+      </w:pPr>
+      <w:r>
+        <w:rPr>
+          <w:rStyle w:val="VerbatimChar"/>
+        </w:rPr>
+        <w:t xml:space="preserve">Your answer:</w:t>
       </w:r>
     </w:p>
     <w:p>
@@ -6287,7 +5470,7 @@
         <w:t xml:space="preserve"> </w:t>
       </w:r>
       <w:r>
-        <w:t xml:space="preserve">Does the shady leaf have a larger predicted area? In Worksheet 04 we found shady leaves were significantly</w:t>
+        <w:t xml:space="preserve">Does the shady leaf have a larger predicted area? In Worksheets 09–10 we found shady leaves were significantly</w:t>
       </w:r>
       <w:r>
         <w:t xml:space="preserve"> </w:t>
@@ -6338,7 +5521,7 @@
         <w:rPr>
           <w:rStyle w:val="VerbatimChar"/>
         </w:rPr>
-        <w:t xml:space="preserve">Does larger area match the heavier weight from Worksheet 04?  Y / N</w:t>
+        <w:t xml:space="preserve">Does larger area match the heavier weight from Worksheets 09–10?  Y / N</w:t>
       </w:r>
       <w:r>
         <w:br/>
@@ -7072,7 +6255,7 @@
         <w:t xml:space="preserve"> </w:t>
       </w:r>
       <w:r>
-        <w:t xml:space="preserve">Write a complete results paragraph using the information below. Follow the format from Lecture 05.</w:t>
+        <w:t xml:space="preserve">Write a complete results paragraph using the information below. Follow the format from Lecture 11.</w:t>
       </w:r>
     </w:p>
     <w:p>
@@ -7086,11 +6269,29 @@
         </w:rPr>
         <w:t xml:space="preserve">Information to include:</w:t>
       </w:r>
-      <w:r>
-        <w:t xml:space="preserve"> </w:t>
-      </w:r>
-      <w:r>
-        <w:t xml:space="preserve">- What the regression tested - F-statistic, df₁, df₂, and p-value (from the F-statistic line in</w:t>
+    </w:p>
+    <w:p>
+      <w:pPr>
+        <w:pStyle w:val="Compact"/>
+        <w:numPr>
+          <w:ilvl w:val="0"/>
+          <w:numId w:val="1006"/>
+        </w:numPr>
+      </w:pPr>
+      <w:r>
+        <w:t xml:space="preserve">What the regression tested</w:t>
+      </w:r>
+    </w:p>
+    <w:p>
+      <w:pPr>
+        <w:pStyle w:val="Compact"/>
+        <w:numPr>
+          <w:ilvl w:val="0"/>
+          <w:numId w:val="1006"/>
+        </w:numPr>
+      </w:pPr>
+      <w:r>
+        <w:t xml:space="preserve">F-statistic, df₁, df₂, and p-value (from the F-statistic line in</w:t>
       </w:r>
       <w:r>
         <w:t xml:space="preserve"> </w:t>
@@ -7102,7 +6303,43 @@
         <w:t xml:space="preserve">summary()</w:t>
       </w:r>
       <w:r>
-        <w:t xml:space="preserve">) - R² - The calibration equation (slope and intercept) - 95% confidence interval for the slope (use</w:t>
+        <w:t xml:space="preserve">)</w:t>
+      </w:r>
+    </w:p>
+    <w:p>
+      <w:pPr>
+        <w:pStyle w:val="Compact"/>
+        <w:numPr>
+          <w:ilvl w:val="0"/>
+          <w:numId w:val="1006"/>
+        </w:numPr>
+      </w:pPr>
+      <w:r>
+        <w:t xml:space="preserve">R²</w:t>
+      </w:r>
+    </w:p>
+    <w:p>
+      <w:pPr>
+        <w:pStyle w:val="Compact"/>
+        <w:numPr>
+          <w:ilvl w:val="0"/>
+          <w:numId w:val="1006"/>
+        </w:numPr>
+      </w:pPr>
+      <w:r>
+        <w:t xml:space="preserve">The calibration equation (slope and intercept)</w:t>
+      </w:r>
+    </w:p>
+    <w:p>
+      <w:pPr>
+        <w:pStyle w:val="Compact"/>
+        <w:numPr>
+          <w:ilvl w:val="0"/>
+          <w:numId w:val="1006"/>
+        </w:numPr>
+      </w:pPr>
+      <w:r>
+        <w:t xml:space="preserve">95% confidence interval for the slope (use</w:t>
       </w:r>
       <w:r>
         <w:t xml:space="preserve"> </w:t>
@@ -7114,7 +6351,19 @@
         <w:t xml:space="preserve">confint(paper_lm_model)</w:t>
       </w:r>
       <w:r>
-        <w:t xml:space="preserve">) - Brief mention of assumption checks</w:t>
+        <w:t xml:space="preserve">)</w:t>
+      </w:r>
+    </w:p>
+    <w:p>
+      <w:pPr>
+        <w:pStyle w:val="Compact"/>
+        <w:numPr>
+          <w:ilvl w:val="0"/>
+          <w:numId w:val="1006"/>
+        </w:numPr>
+      </w:pPr>
+      <w:r>
+        <w:t xml:space="preserve">Brief mention of assumption checks</w:t>
       </w:r>
     </w:p>
     <w:p>
@@ -7430,31 +6679,22 @@
         </w:numPr>
       </w:pPr>
       <w:r>
-        <w:t xml:space="preserve">Add fitted values and residuals to a data frame with</w:t>
-      </w:r>
-      <w:r>
-        <w:t xml:space="preserve"> </w:t>
-      </w:r>
-      <w:r>
-        <w:rPr>
-          <w:rStyle w:val="VerbatimChar"/>
-        </w:rPr>
-        <w:t xml:space="preserve">fitted()</w:t>
-      </w:r>
-      <w:r>
-        <w:t xml:space="preserve"> </w:t>
-      </w:r>
-      <w:r>
-        <w:t xml:space="preserve">and</w:t>
-      </w:r>
-      <w:r>
-        <w:t xml:space="preserve"> </w:t>
-      </w:r>
-      <w:r>
-        <w:rPr>
-          <w:rStyle w:val="VerbatimChar"/>
-        </w:rPr>
-        <w:t xml:space="preserve">residuals()</w:t>
+        <w:t xml:space="preserve">Run</w:t>
+      </w:r>
+      <w:r>
+        <w:t xml:space="preserve"> </w:t>
+      </w:r>
+      <w:r>
+        <w:rPr>
+          <w:rStyle w:val="VerbatimChar"/>
+        </w:rPr>
+        <w:t xml:space="preserve">plot(model)</w:t>
+      </w:r>
+      <w:r>
+        <w:t xml:space="preserve"> </w:t>
+      </w:r>
+      <w:r>
+        <w:t xml:space="preserve">and read all four diagnostic panels</w:t>
       </w:r>
     </w:p>
     <w:p>
@@ -7466,7 +6706,7 @@
         </w:numPr>
       </w:pPr>
       <w:r>
-        <w:t xml:space="preserve">Check the residual vs fitted plot for linearity and equal variance</w:t>
+        <w:t xml:space="preserve">Check the residuals vs fitted panel for linearity and equal variance</w:t>
       </w:r>
     </w:p>
     <w:p>
@@ -7478,7 +6718,7 @@
         </w:numPr>
       </w:pPr>
       <w:r>
-        <w:t xml:space="preserve">Check the QQ plot and Shapiro-Wilk on</w:t>
+        <w:t xml:space="preserve">Check the Normal Q-Q panel and Shapiro-Wilk on</w:t>
       </w:r>
       <w:r>
         <w:t xml:space="preserve"> </w:t>
@@ -8429,13 +7669,13 @@
       </w:r>
     </w:p>
     <w:bookmarkEnd w:id="47"/>
-    <w:bookmarkStart w:id="48" w:name="connect-to-worksheet-04"/>
+    <w:bookmarkStart w:id="48" w:name="connect-to-worksheets-0910"/>
     <w:p>
       <w:pPr>
         <w:pStyle w:val="Heading3"/>
       </w:pPr>
       <w:r>
-        <w:t xml:space="preserve">Connect to Worksheet 04</w:t>
+        <w:t xml:space="preserve">Connect to Worksheets 09–10</w:t>
       </w:r>
     </w:p>
     <w:p>
@@ -8443,7 +7683,7 @@
         <w:pStyle w:val="FirstParagraph"/>
       </w:pPr>
       <w:r>
-        <w:t xml:space="preserve">In Worksheet 04 you ran a Welch’s t-test comparing leaf</w:t>
+        <w:t xml:space="preserve">In Worksheets 09–10 you ran a Welch’s t-test comparing leaf</w:t>
       </w:r>
       <w:r>
         <w:t xml:space="preserve"> </w:t>
@@ -8922,13 +8162,13 @@
         <w:rPr>
           <w:rStyle w:val="VerbatimChar"/>
         </w:rPr>
-        <w:t xml:space="preserve">ggplot(aes(sample = residuals))</w:t>
-      </w:r>
-      <w:r>
-        <w:t xml:space="preserve"> </w:t>
-      </w:r>
-      <w:r>
-        <w:t xml:space="preserve">to</w:t>
+        <w:t xml:space="preserve">plot(model)</w:t>
+      </w:r>
+      <w:r>
+        <w:t xml:space="preserve"> </w:t>
+      </w:r>
+      <w:r>
+        <w:t xml:space="preserve">to the fitted model — the residuals they check come from</w:t>
       </w:r>
       <w:r>
         <w:t xml:space="preserve"> </w:t>
@@ -8940,7 +8180,7 @@
         <w:t xml:space="preserve">residuals(model)</w:t>
       </w:r>
       <w:r>
-        <w:t xml:space="preserve">, not to the raw Y column.</w:t>
+        <w:t xml:space="preserve">, not the raw Y column.</w:t>
       </w:r>
     </w:p>
     <w:p>
@@ -9104,7 +8344,7 @@
         <w:t xml:space="preserve"> </w:t>
       </w:r>
       <w:r>
-        <w:t xml:space="preserve">The five-step logic of regression (plot → fit → check assumptions → interpret → predict) is the same framework you’ll use for multiple regression, ANOVA, and every other linear model in your career.</w:t>
+        <w:t xml:space="preserve">Plot it, fit it, check the residuals, interpret the coefficients, then predict — you followed those same five steps for this one calibration curve, and you’ll follow them again, mostly unchanged, the first time you run an ANOVA next module.</w:t>
       </w:r>
     </w:p>
     <w:p>
@@ -9123,7 +8363,7 @@
           <w:i/>
           <w:iCs/>
         </w:rPr>
-        <w:t xml:space="preserve">End of Worksheet 05. Next: Worksheet 06 — applying the calibration curve to measured leaf tracings and comparing sunny vs. shady leaf areas with a t-test.</w:t>
+        <w:t xml:space="preserve">End of Worksheet 11. Next: Worksheet 12 — downloading and summarizing real climate data.</w:t>
       </w:r>
     </w:p>
     <w:bookmarkEnd w:id="52"/>

--- a/docs/content/regression/regression_activity.docx
+++ b/docs/content/regression/regression_activity.docx
@@ -7970,13 +7970,300 @@
       </w:r>
     </w:p>
     <w:bookmarkEnd w:id="50"/>
-    <w:bookmarkStart w:id="52" w:name="getting-unstuck"/>
+    <w:bookmarkStart w:id="57" w:name="extension-out-of-class-3040-min"/>
     <w:p>
       <w:pPr>
         <w:pStyle w:val="Heading1"/>
       </w:pPr>
       <w:r>
-        <w:t xml:space="preserve">Getting unstuck</w:t>
+        <w:t xml:space="preserve">Extension — out of class (~30–40 min)</w:t>
+      </w:r>
+    </w:p>
+    <w:p>
+      <w:pPr>
+        <w:pStyle w:val="FirstParagraph"/>
+      </w:pPr>
+      <w:r>
+        <w:rPr>
+          <w:i/>
+          <w:iCs/>
+        </w:rPr>
+        <w:t xml:space="preserve">Turn this in with your worksheet.</w:t>
+      </w:r>
+      <w:r>
+        <w:rPr>
+          <w:i/>
+          <w:iCs/>
+        </w:rPr>
+        <w:t xml:space="preserve"> </w:t>
+      </w:r>
+      <w:r>
+        <w:rPr>
+          <w:rStyle w:val="VerbatimChar"/>
+          <w:i/>
+          <w:iCs/>
+        </w:rPr>
+        <w:t xml:space="preserve">paper_df</w:t>
+      </w:r>
+      <w:r>
+        <w:rPr>
+          <w:i/>
+          <w:iCs/>
+        </w:rPr>
+        <w:t xml:space="preserve"> </w:t>
+      </w:r>
+      <w:r>
+        <w:rPr>
+          <w:i/>
+          <w:iCs/>
+        </w:rPr>
+        <w:t xml:space="preserve">is the same shared dataset for</w:t>
+      </w:r>
+      <w:r>
+        <w:rPr>
+          <w:i/>
+          <w:iCs/>
+        </w:rPr>
+        <w:t xml:space="preserve"> </w:t>
+      </w:r>
+      <w:r>
+        <w:rPr>
+          <w:i/>
+          <w:iCs/>
+        </w:rPr>
+        <w:t xml:space="preserve">everyone — this task can’t be copied, because the object is one</w:t>
+      </w:r>
+      <w:r>
+        <w:rPr>
+          <w:i/>
+          <w:iCs/>
+        </w:rPr>
+        <w:t xml:space="preserve"> </w:t>
+      </w:r>
+      <w:r>
+        <w:rPr>
+          <w:b/>
+          <w:bCs/>
+          <w:i/>
+          <w:iCs/>
+        </w:rPr>
+        <w:t xml:space="preserve">you</w:t>
+      </w:r>
+      <w:r>
+        <w:rPr>
+          <w:i/>
+          <w:iCs/>
+        </w:rPr>
+        <w:t xml:space="preserve"> </w:t>
+      </w:r>
+      <w:r>
+        <w:rPr>
+          <w:i/>
+          <w:iCs/>
+        </w:rPr>
+        <w:t xml:space="preserve">make.</w:t>
+      </w:r>
+    </w:p>
+    <w:tbl>
+      <w:tblPr>
+        <w:tblStyle w:val="Table"/>
+        <w:tblLook w:firstRow="0" w:lastRow="0" w:firstColumn="0" w:lastColumn="0" w:noHBand="0" w:noVBand="0" w:val="0000"/>
+        <w:tblBorders>
+          <w:top w:val="single" w:sz="4" w:space="0" w:color="CC1914"/>
+          <w:left w:val="single" w:sz="24" w:space="0" w:color="CC1914"/>
+          <w:bottom w:val="single" w:sz="4" w:space="0" w:color="CC1914"/>
+          <w:right w:val="single" w:sz="4" w:space="0" w:color="CC1914"/>
+        </w:tblBorders>
+        <w:tblCellMar>
+          <w:left w:w="144" w:type="dxa"/>
+          <w:right w:w="144" w:type="dxa"/>
+        </w:tblCellMar>
+        <w:tblLook w:firstRow="0" w:lastRow="0" w:firstColumn="0" w:lastColumn="0" w:noHBand="0" w:noVBand="0" w:val="0000"/>
+      </w:tblPr>
+      <w:tr>
+        <w:trPr>
+          <w:cantSplit/>
+        </w:trPr>
+        <w:tc>
+          <w:tcPr>
+            <w:shd w:color="auto" w:fill="f7dddc" w:val="clear"/>
+            <w:tcMar>
+              <w:top w:w="92" w:type="dxa"/>
+              <w:bottom w:w="92" w:type="dxa"/>
+            </w:tcMar>
+          </w:tcPr>
+          <w:p>
+            <w:pPr>
+              <w:pStyle w:val="BodyText"/>
+            </w:pPr>
+            <w:pPr>
+              <w:spacing w:before="0" w:after="0"/>
+              <w:textAlignment w:val="center"/>
+            </w:pPr>
+            <w:r>
+              <w:drawing>
+                <wp:inline>
+                  <wp:extent cx="152400" cy="152400"/>
+                  <wp:effectExtent b="0" l="0" r="0" t="0"/>
+                  <wp:docPr descr="" title="" id="52" name="Picture"/>
+                  <a:graphic>
+                    <a:graphicData uri="http://schemas.openxmlformats.org/drawingml/2006/picture">
+                      <pic:pic>
+                        <pic:nvPicPr>
+                          <pic:cNvPr descr="/Applications/Positron.app/Contents/Resources/app/quarto/share/formats/docx/important.png" id="53" name="Picture"/>
+                          <pic:cNvPicPr>
+                            <a:picLocks noChangeArrowheads="1" noChangeAspect="1"/>
+                          </pic:cNvPicPr>
+                        </pic:nvPicPr>
+                        <pic:blipFill>
+                          <a:blip r:embed="rId51"/>
+                          <a:stretch>
+                            <a:fillRect/>
+                          </a:stretch>
+                        </pic:blipFill>
+                        <pic:spPr bwMode="auto">
+                          <a:xfrm>
+                            <a:off x="0" y="0"/>
+                            <a:ext cx="152400" cy="152400"/>
+                          </a:xfrm>
+                          <a:prstGeom prst="rect">
+                            <a:avLst/>
+                          </a:prstGeom>
+                          <a:noFill/>
+                          <a:ln w="9525">
+                            <a:noFill/>
+                            <a:headEnd/>
+                            <a:tailEnd/>
+                          </a:ln>
+                        </pic:spPr>
+                      </pic:pic>
+                    </a:graphicData>
+                  </a:graphic>
+                </wp:inline>
+              </w:drawing>
+            </w:r>
+            <w:r>
+              <w:t xml:space="preserve"> </w:t>
+            </w:r>
+            <w:r>
+              <w:t xml:space="preserve"> </w:t>
+            </w:r>
+            <w:r>
+              <w:t xml:space="preserve">Important</w:t>
+            </w:r>
+          </w:p>
+        </w:tc>
+      </w:tr>
+      <w:tr>
+        <w:trPr>
+          <w:cantSplit/>
+        </w:trPr>
+        <w:tc>
+          <w:tcPr>
+            <w:tcMar>
+              <w:top w:w="108" w:type="dxa"/>
+              <w:bottom w:w="108" w:type="dxa"/>
+            </w:tcMar>
+          </w:tcPr>
+          <w:p>
+            <w:pPr>
+              <w:pStyle w:val="BodyText"/>
+            </w:pPr>
+            <w:pPr>
+              <w:spacing w:before="16" w:after="16"/>
+            </w:pPr>
+            <w:r>
+              <w:rPr>
+                <w:b/>
+                <w:bCs/>
+              </w:rPr>
+              <w:t xml:space="preserve">E2 and E3 must be handwritten</w:t>
+            </w:r>
+            <w:r>
+              <w:t xml:space="preserve"> </w:t>
+            </w:r>
+            <w:r>
+              <w:t xml:space="preserve">on paper, photographed, and embedded</w:t>
+            </w:r>
+            <w:r>
+              <w:t xml:space="preserve"> </w:t>
+            </w:r>
+            <w:r>
+              <w:t xml:space="preserve">(</w:t>
+            </w:r>
+            <w:r>
+              <w:rPr>
+                <w:rStyle w:val="VerbatimChar"/>
+              </w:rPr>
+              <w:t xml:space="preserve">![caption](my_photo.jpg)</w:t>
+            </w:r>
+            <w:r>
+              <w:t xml:space="preserve">). Typed answers to E2/E3 get</w:t>
+            </w:r>
+            <w:r>
+              <w:t xml:space="preserve"> </w:t>
+            </w:r>
+            <w:r>
+              <w:rPr>
+                <w:b/>
+                <w:bCs/>
+              </w:rPr>
+              <w:t xml:space="preserve">at most half credit,</w:t>
+            </w:r>
+            <w:r>
+              <w:rPr>
+                <w:b/>
+                <w:bCs/>
+              </w:rPr>
+              <w:t xml:space="preserve"> </w:t>
+            </w:r>
+            <w:r>
+              <w:rPr>
+                <w:b/>
+                <w:bCs/>
+              </w:rPr>
+              <w:t xml:space="preserve">even if correct</w:t>
+            </w:r>
+            <w:r>
+              <w:t xml:space="preserve"> </w:t>
+            </w:r>
+            <w:r>
+              <w:t xml:space="preserve">— I want your own eyeballed prediction and your own reasoning</w:t>
+            </w:r>
+            <w:r>
+              <w:t xml:space="preserve"> </w:t>
+            </w:r>
+            <w:r>
+              <w:t xml:space="preserve">about</w:t>
+            </w:r>
+            <w:r>
+              <w:t xml:space="preserve"> </w:t>
+            </w:r>
+            <w:r>
+              <w:rPr>
+                <w:i/>
+                <w:iCs/>
+              </w:rPr>
+              <w:t xml:space="preserve">your own</w:t>
+            </w:r>
+            <w:r>
+              <w:t xml:space="preserve"> </w:t>
+            </w:r>
+            <w:r>
+              <w:t xml:space="preserve">numbers.</w:t>
+            </w:r>
+          </w:p>
+          <w:p/>
+        </w:tc>
+      </w:tr>
+    </w:tbl>
+    <w:bookmarkStart w:id="54" w:name="X8ed5a45bbb5038b8bcc05bf704bfbf27b90ba0b"/>
+    <w:p>
+      <w:pPr>
+        <w:pStyle w:val="Heading2"/>
+      </w:pPr>
+      <w:r>
+        <w:t xml:space="preserve">E1 · Calibrate an object only you have (4 pts)</w:t>
       </w:r>
     </w:p>
     <w:p>
@@ -7988,59 +8275,29 @@
         </w:numPr>
       </w:pPr>
       <w:r>
-        <w:rPr>
-          <w:rStyle w:val="VerbatimChar"/>
+        <w:t xml:space="preserve">Cut</w:t>
+      </w:r>
+      <w:r>
+        <w:t xml:space="preserve"> </w:t>
+      </w:r>
+      <w:r>
+        <w:rPr>
           <w:b/>
           <w:bCs/>
         </w:rPr>
-        <w:t xml:space="preserve">lm()</w:t>
-      </w:r>
-      <w:r>
-        <w:rPr>
-          <w:b/>
-          <w:bCs/>
-        </w:rPr>
-        <w:t xml:space="preserve"> </w:t>
-      </w:r>
-      <w:r>
-        <w:rPr>
-          <w:b/>
-          <w:bCs/>
-        </w:rPr>
-        <w:t xml:space="preserve">error:</w:t>
-      </w:r>
-      <w:r>
-        <w:t xml:space="preserve"> </w:t>
-      </w:r>
-      <w:r>
-        <w:t xml:space="preserve">the formula must be</w:t>
-      </w:r>
-      <w:r>
-        <w:t xml:space="preserve"> </w:t>
-      </w:r>
-      <w:r>
-        <w:rPr>
-          <w:rStyle w:val="VerbatimChar"/>
-        </w:rPr>
-        <w:t xml:space="preserve">lm(Y ~ X, data)</w:t>
-      </w:r>
-      <w:r>
-        <w:t xml:space="preserve"> </w:t>
-      </w:r>
-      <w:r>
-        <w:t xml:space="preserve">— response on the left, predictor on the right. Check column names with</w:t>
-      </w:r>
-      <w:r>
-        <w:t xml:space="preserve"> </w:t>
-      </w:r>
-      <w:r>
-        <w:rPr>
-          <w:rStyle w:val="VerbatimChar"/>
-        </w:rPr>
-        <w:t xml:space="preserve">names(paper_df)</w:t>
-      </w:r>
-      <w:r>
-        <w:t xml:space="preserve">.</w:t>
+        <w:t xml:space="preserve">any shape you like</w:t>
+      </w:r>
+      <w:r>
+        <w:t xml:space="preserve"> </w:t>
+      </w:r>
+      <w:r>
+        <w:t xml:space="preserve">from ordinary printer/notebook paper — trace your</w:t>
+      </w:r>
+      <w:r>
+        <w:t xml:space="preserve"> </w:t>
+      </w:r>
+      <w:r>
+        <w:t xml:space="preserve">hand, your initials in bubble letters, a rough state outline.</w:t>
       </w:r>
     </w:p>
     <w:p>
@@ -8052,56 +8309,13 @@
         </w:numPr>
       </w:pPr>
       <w:r>
-        <w:rPr>
-          <w:rStyle w:val="VerbatimChar"/>
-          <w:b/>
-          <w:bCs/>
-        </w:rPr>
-        <w:t xml:space="preserve">coef()</w:t>
-      </w:r>
-      <w:r>
-        <w:rPr>
-          <w:b/>
-          <w:bCs/>
-        </w:rPr>
-        <w:t xml:space="preserve"> </w:t>
-      </w:r>
-      <w:r>
-        <w:rPr>
-          <w:b/>
-          <w:bCs/>
-        </w:rPr>
-        <w:t xml:space="preserve">gives two values:</w:t>
-      </w:r>
-      <w:r>
-        <w:t xml:space="preserve"> </w:t>
-      </w:r>
-      <w:r>
-        <w:rPr>
-          <w:rStyle w:val="VerbatimChar"/>
-        </w:rPr>
-        <w:t xml:space="preserve">coef(model)[1]</w:t>
-      </w:r>
-      <w:r>
-        <w:t xml:space="preserve"> </w:t>
-      </w:r>
-      <w:r>
-        <w:t xml:space="preserve">is the intercept,</w:t>
-      </w:r>
-      <w:r>
-        <w:t xml:space="preserve"> </w:t>
-      </w:r>
-      <w:r>
-        <w:rPr>
-          <w:rStyle w:val="VerbatimChar"/>
-        </w:rPr>
-        <w:t xml:space="preserve">coef(model)[2]</w:t>
-      </w:r>
-      <w:r>
-        <w:t xml:space="preserve"> </w:t>
-      </w:r>
-      <w:r>
-        <w:t xml:space="preserve">is the slope for the first predictor.</w:t>
+        <w:t xml:space="preserve">Weigh it in grams (kitchen or postal scale). No scale? Estimate by comparing</w:t>
+      </w:r>
+      <w:r>
+        <w:t xml:space="preserve"> </w:t>
+      </w:r>
+      <w:r>
+        <w:t xml:space="preserve">to a US penny (2.5 g) or a sheet of printer paper (~4.5 g) and say so.</w:t>
       </w:r>
     </w:p>
     <w:p>
@@ -8113,41 +8327,16 @@
         </w:numPr>
       </w:pPr>
       <w:r>
-        <w:rPr>
-          <w:rStyle w:val="VerbatimChar"/>
-          <w:b/>
-          <w:bCs/>
-        </w:rPr>
-        <w:t xml:space="preserve">residuals()</w:t>
-      </w:r>
-      <w:r>
-        <w:rPr>
-          <w:b/>
-          <w:bCs/>
-        </w:rPr>
-        <w:t xml:space="preserve"> </w:t>
-      </w:r>
-      <w:r>
-        <w:rPr>
-          <w:b/>
-          <w:bCs/>
-        </w:rPr>
-        <w:t xml:space="preserve">vs raw data:</w:t>
-      </w:r>
-      <w:r>
-        <w:t xml:space="preserve"> </w:t>
-      </w:r>
-      <w:r>
-        <w:t xml:space="preserve">always apply</w:t>
-      </w:r>
-      <w:r>
-        <w:t xml:space="preserve"> </w:t>
-      </w:r>
-      <w:r>
-        <w:rPr>
-          <w:rStyle w:val="VerbatimChar"/>
-        </w:rPr>
-        <w:t xml:space="preserve">shapiro.test()</w:t>
+        <w:t xml:space="preserve">In R, use</w:t>
+      </w:r>
+      <w:r>
+        <w:t xml:space="preserve"> </w:t>
+      </w:r>
+      <w:r>
+        <w:rPr>
+          <w:rStyle w:val="VerbatimChar"/>
+        </w:rPr>
+        <w:t xml:space="preserve">paper_lm_model</w:t>
       </w:r>
       <w:r>
         <w:t xml:space="preserve"> </w:t>
@@ -8162,25 +8351,19 @@
         <w:rPr>
           <w:rStyle w:val="VerbatimChar"/>
         </w:rPr>
-        <w:t xml:space="preserve">plot(model)</w:t>
-      </w:r>
-      <w:r>
-        <w:t xml:space="preserve"> </w:t>
-      </w:r>
-      <w:r>
-        <w:t xml:space="preserve">to the fitted model — the residuals they check come from</w:t>
-      </w:r>
-      <w:r>
-        <w:t xml:space="preserve"> </w:t>
-      </w:r>
-      <w:r>
-        <w:rPr>
-          <w:rStyle w:val="VerbatimChar"/>
-        </w:rPr>
-        <w:t xml:space="preserve">residuals(model)</w:t>
-      </w:r>
-      <w:r>
-        <w:t xml:space="preserve">, not the raw Y column.</w:t>
+        <w:t xml:space="preserve">predict(..., interval = "prediction")</w:t>
+      </w:r>
+      <w:r>
+        <w:t xml:space="preserve"> </w:t>
+      </w:r>
+      <w:r>
+        <w:t xml:space="preserve">to</w:t>
+      </w:r>
+      <w:r>
+        <w:t xml:space="preserve"> </w:t>
+      </w:r>
+      <w:r>
+        <w:t xml:space="preserve">estimate its area from its mass, with a 95% prediction interval.</w:t>
       </w:r>
     </w:p>
     <w:p>
@@ -8192,50 +8375,142 @@
         </w:numPr>
       </w:pPr>
       <w:r>
-        <w:rPr>
-          <w:rStyle w:val="VerbatimChar"/>
+        <w:t xml:space="preserve">Measure the</w:t>
+      </w:r>
+      <w:r>
+        <w:t xml:space="preserve"> </w:t>
+      </w:r>
+      <w:r>
+        <w:rPr>
           <w:b/>
           <w:bCs/>
         </w:rPr>
-        <w:t xml:space="preserve">predict()</w:t>
-      </w:r>
+        <w:t xml:space="preserve">real</w:t>
+      </w:r>
+      <w:r>
+        <w:t xml:space="preserve"> </w:t>
+      </w:r>
+      <w:r>
+        <w:t xml:space="preserve">area low-tech: trace onto graph paper and count squares,</w:t>
+      </w:r>
+      <w:r>
+        <w:t xml:space="preserve"> </w:t>
+      </w:r>
+      <w:r>
+        <w:t xml:space="preserve">or approximate with rectangles/triangles you compute by hand.</w:t>
+      </w:r>
+    </w:p>
+    <w:p>
+      <w:pPr>
+        <w:pStyle w:val="FirstParagraph"/>
+      </w:pPr>
+      <w:r>
+        <w:t xml:space="preserve">Report: the shape, its mass, the predicted area + interval, your hand-measured</w:t>
+      </w:r>
+      <w:r>
+        <w:t xml:space="preserve"> </w:t>
+      </w:r>
+      <w:r>
+        <w:t xml:space="preserve">area, and whether the real area fell inside the predicted interval.</w:t>
+      </w:r>
+    </w:p>
+    <w:bookmarkEnd w:id="54"/>
+    <w:bookmarkStart w:id="55" w:name="e2-predict-then-check-by-hand-3-pts"/>
+    <w:p>
+      <w:pPr>
+        <w:pStyle w:val="Heading2"/>
+      </w:pPr>
+      <w:r>
+        <w:t xml:space="preserve">E2 · Predict, then check — ✍️ by hand (3 pts)</w:t>
+      </w:r>
+    </w:p>
+    <w:p>
+      <w:pPr>
+        <w:pStyle w:val="FirstParagraph"/>
+      </w:pPr>
       <w:r>
         <w:rPr>
           <w:b/>
           <w:bCs/>
         </w:rPr>
-        <w:t xml:space="preserve"> </w:t>
+        <w:t xml:space="preserve">Before running E1’s</w:t>
       </w:r>
       <w:r>
         <w:rPr>
           <w:b/>
           <w:bCs/>
         </w:rPr>
-        <w:t xml:space="preserve">needs a tibble:</w:t>
-      </w:r>
-      <w:r>
-        <w:t xml:space="preserve"> </w:t>
-      </w:r>
-      <w:r>
-        <w:rPr>
-          <w:rStyle w:val="VerbatimChar"/>
-        </w:rPr>
-        <w:t xml:space="preserve">newdata</w:t>
-      </w:r>
-      <w:r>
-        <w:t xml:space="preserve"> </w:t>
-      </w:r>
-      <w:r>
-        <w:t xml:space="preserve">must be a data frame or tibble with the exact same column name as the predictor (</w:t>
-      </w:r>
-      <w:r>
-        <w:rPr>
-          <w:rStyle w:val="VerbatimChar"/>
-        </w:rPr>
-        <w:t xml:space="preserve">mass_g</w:t>
-      </w:r>
-      <w:r>
-        <w:t xml:space="preserve">). A typo here is the most common error.</w:t>
+        <w:t xml:space="preserve"> </w:t>
+      </w:r>
+      <w:r>
+        <w:rPr>
+          <w:rStyle w:val="VerbatimChar"/>
+          <w:b/>
+          <w:bCs/>
+        </w:rPr>
+        <w:t xml:space="preserve">predict()</w:t>
+      </w:r>
+      <w:r>
+        <w:t xml:space="preserve">, look only at your calibration plot from the</w:t>
+      </w:r>
+      <w:r>
+        <w:t xml:space="preserve"> </w:t>
+      </w:r>
+      <w:r>
+        <w:t xml:space="preserve">in-class part. By hand: mark roughly where your shape’s mass sits on the x-axis,</w:t>
+      </w:r>
+      <w:r>
+        <w:t xml:space="preserve"> </w:t>
+      </w:r>
+      <w:r>
+        <w:t xml:space="preserve">sketch where the line puts the area, and write your guessed area range and</w:t>
+      </w:r>
+      <w:r>
+        <w:t xml:space="preserve"> </w:t>
+      </w:r>
+      <w:r>
+        <w:rPr>
+          <w:i/>
+          <w:iCs/>
+        </w:rPr>
+        <w:t xml:space="preserve">why</w:t>
+      </w:r>
+      <w:r>
+        <w:t xml:space="preserve"> </w:t>
+      </w:r>
+      <w:r>
+        <w:t xml:space="preserve">(steep/shallow line? near the middle of the data or an edge?). Photograph it.</w:t>
+      </w:r>
+      <w:r>
+        <w:t xml:space="preserve"> </w:t>
+      </w:r>
+      <w:r>
+        <w:t xml:space="preserve">Then run</w:t>
+      </w:r>
+      <w:r>
+        <w:t xml:space="preserve"> </w:t>
+      </w:r>
+      <w:r>
+        <w:rPr>
+          <w:rStyle w:val="VerbatimChar"/>
+        </w:rPr>
+        <w:t xml:space="preserve">predict()</w:t>
+      </w:r>
+      <w:r>
+        <w:t xml:space="preserve"> </w:t>
+      </w:r>
+      <w:r>
+        <w:t xml:space="preserve">and add a line: were you close? What did you misjudge?</w:t>
+      </w:r>
+    </w:p>
+    <w:bookmarkEnd w:id="55"/>
+    <w:bookmarkStart w:id="56" w:name="Xafb52fccec6a29276356cc80469407f2de9f2d9"/>
+    <w:p>
+      <w:pPr>
+        <w:pStyle w:val="Heading2"/>
+      </w:pPr>
+      <w:r>
+        <w:t xml:space="preserve">E3 · Explain it — ✍️ by hand, with YOUR numbers (3 pts)</w:t>
       </w:r>
     </w:p>
     <w:p>
@@ -8243,51 +8518,49 @@
         <w:pStyle w:val="Compact"/>
         <w:numPr>
           <w:ilvl w:val="0"/>
-          <w:numId w:val="1018"/>
+          <w:numId w:val="1019"/>
         </w:numPr>
       </w:pPr>
       <w:r>
-        <w:rPr>
-          <w:rStyle w:val="VerbatimChar"/>
+        <w:t xml:space="preserve">Using</w:t>
+      </w:r>
+      <w:r>
+        <w:t xml:space="preserve"> </w:t>
+      </w:r>
+      <w:r>
+        <w:rPr>
           <w:b/>
           <w:bCs/>
         </w:rPr>
-        <w:t xml:space="preserve">geom_smooth(se = TRUE)</w:t>
-      </w:r>
-      <w:r>
-        <w:rPr>
-          <w:b/>
-          <w:bCs/>
-        </w:rPr>
-        <w:t xml:space="preserve"> </w:t>
-      </w:r>
-      <w:r>
-        <w:rPr>
-          <w:b/>
-          <w:bCs/>
-        </w:rPr>
-        <w:t xml:space="preserve">shows confidence band, not prediction interval.</w:t>
-      </w:r>
-      <w:r>
-        <w:t xml:space="preserve"> </w:t>
-      </w:r>
-      <w:r>
-        <w:t xml:space="preserve">For prediction intervals, use</w:t>
-      </w:r>
-      <w:r>
-        <w:t xml:space="preserve"> </w:t>
-      </w:r>
-      <w:r>
-        <w:rPr>
-          <w:rStyle w:val="VerbatimChar"/>
-        </w:rPr>
-        <w:t xml:space="preserve">predict()</w:t>
-      </w:r>
-      <w:r>
-        <w:t xml:space="preserve"> </w:t>
-      </w:r>
-      <w:r>
-        <w:t xml:space="preserve">manually.</w:t>
+        <w:t xml:space="preserve">your</w:t>
+      </w:r>
+      <w:r>
+        <w:t xml:space="preserve"> </w:t>
+      </w:r>
+      <w:r>
+        <w:t xml:space="preserve">R² from the in-class fit, explain in plain language what</w:t>
+      </w:r>
+      <w:r>
+        <w:t xml:space="preserve"> </w:t>
+      </w:r>
+      <w:r>
+        <w:t xml:space="preserve">fraction of the variation in area is explained by mass — and what R² does</w:t>
+      </w:r>
+      <w:r>
+        <w:t xml:space="preserve"> </w:t>
+      </w:r>
+      <w:r>
+        <w:rPr>
+          <w:i/>
+          <w:iCs/>
+        </w:rPr>
+        <w:t xml:space="preserve">not</w:t>
+      </w:r>
+      <w:r>
+        <w:t xml:space="preserve"> </w:t>
+      </w:r>
+      <w:r>
+        <w:t xml:space="preserve">tell you about whether the relationship is real or causal.</w:t>
       </w:r>
     </w:p>
     <w:p>
@@ -8295,14 +8568,435 @@
         <w:pStyle w:val="Compact"/>
         <w:numPr>
           <w:ilvl w:val="0"/>
-          <w:numId w:val="1018"/>
+          <w:numId w:val="1019"/>
         </w:numPr>
       </w:pPr>
+      <w:r>
+        <w:t xml:space="preserve">Your</w:t>
+      </w:r>
+      <w:r>
+        <w:t xml:space="preserve"> </w:t>
+      </w:r>
       <w:r>
         <w:rPr>
           <w:b/>
           <w:bCs/>
         </w:rPr>
+        <w:t xml:space="preserve">prediction</w:t>
+      </w:r>
+      <w:r>
+        <w:t xml:space="preserve"> </w:t>
+      </w:r>
+      <w:r>
+        <w:t xml:space="preserve">interval in E1 is wider than a</w:t>
+      </w:r>
+      <w:r>
+        <w:t xml:space="preserve"> </w:t>
+      </w:r>
+      <w:r>
+        <w:rPr>
+          <w:b/>
+          <w:bCs/>
+        </w:rPr>
+        <w:t xml:space="preserve">confidence</w:t>
+      </w:r>
+      <w:r>
+        <w:t xml:space="preserve"> </w:t>
+      </w:r>
+      <w:r>
+        <w:t xml:space="preserve">interval</w:t>
+      </w:r>
+      <w:r>
+        <w:t xml:space="preserve"> </w:t>
+      </w:r>
+      <w:r>
+        <w:t xml:space="preserve">for the mean area at that mass. Explain why predicting one new object is</w:t>
+      </w:r>
+      <w:r>
+        <w:t xml:space="preserve"> </w:t>
+      </w:r>
+      <w:r>
+        <w:t xml:space="preserve">riskier than estimating an average.</w:t>
+      </w:r>
+    </w:p>
+    <w:p>
+      <w:pPr>
+        <w:pStyle w:val="Compact"/>
+        <w:numPr>
+          <w:ilvl w:val="0"/>
+          <w:numId w:val="1019"/>
+        </w:numPr>
+      </w:pPr>
+      <w:r>
+        <w:t xml:space="preserve">Using</w:t>
+      </w:r>
+      <w:r>
+        <w:t xml:space="preserve"> </w:t>
+      </w:r>
+      <w:r>
+        <w:rPr>
+          <w:rStyle w:val="VerbatimChar"/>
+        </w:rPr>
+        <w:t xml:space="preserve">max(paper_df$mass_g)</w:t>
+      </w:r>
+      <w:r>
+        <w:t xml:space="preserve">, explain why extrapolating to a much heavier</w:t>
+      </w:r>
+      <w:r>
+        <w:t xml:space="preserve"> </w:t>
+      </w:r>
+      <w:r>
+        <w:t xml:space="preserve">object (a 5 g cardboard cutout) is a different kind of risk than the</w:t>
+      </w:r>
+      <w:r>
+        <w:t xml:space="preserve"> </w:t>
+      </w:r>
+      <w:r>
+        <w:t xml:space="preserve">interpolation you did in E1.</w:t>
+      </w:r>
+    </w:p>
+    <w:p>
+      <w:r>
+        <w:pict>
+          <v:rect style="width:0;height:1.5pt" o:hralign="center" o:hrstd="t" o:hr="t"/>
+        </w:pict>
+      </w:r>
+    </w:p>
+    <w:bookmarkEnd w:id="56"/>
+    <w:bookmarkEnd w:id="57"/>
+    <w:bookmarkStart w:id="59" w:name="getting-unstuck"/>
+    <w:p>
+      <w:pPr>
+        <w:pStyle w:val="Heading1"/>
+      </w:pPr>
+      <w:r>
+        <w:t xml:space="preserve">Getting unstuck</w:t>
+      </w:r>
+    </w:p>
+    <w:p>
+      <w:pPr>
+        <w:pStyle w:val="Compact"/>
+        <w:numPr>
+          <w:ilvl w:val="0"/>
+          <w:numId w:val="1020"/>
+        </w:numPr>
+      </w:pPr>
+      <w:r>
+        <w:rPr>
+          <w:rStyle w:val="VerbatimChar"/>
+          <w:b/>
+          <w:bCs/>
+        </w:rPr>
+        <w:t xml:space="preserve">lm()</w:t>
+      </w:r>
+      <w:r>
+        <w:rPr>
+          <w:b/>
+          <w:bCs/>
+        </w:rPr>
+        <w:t xml:space="preserve"> </w:t>
+      </w:r>
+      <w:r>
+        <w:rPr>
+          <w:b/>
+          <w:bCs/>
+        </w:rPr>
+        <w:t xml:space="preserve">error:</w:t>
+      </w:r>
+      <w:r>
+        <w:t xml:space="preserve"> </w:t>
+      </w:r>
+      <w:r>
+        <w:t xml:space="preserve">the formula must be</w:t>
+      </w:r>
+      <w:r>
+        <w:t xml:space="preserve"> </w:t>
+      </w:r>
+      <w:r>
+        <w:rPr>
+          <w:rStyle w:val="VerbatimChar"/>
+        </w:rPr>
+        <w:t xml:space="preserve">lm(Y ~ X, data)</w:t>
+      </w:r>
+      <w:r>
+        <w:t xml:space="preserve"> </w:t>
+      </w:r>
+      <w:r>
+        <w:t xml:space="preserve">— response on the left, predictor on the right. Check column names with</w:t>
+      </w:r>
+      <w:r>
+        <w:t xml:space="preserve"> </w:t>
+      </w:r>
+      <w:r>
+        <w:rPr>
+          <w:rStyle w:val="VerbatimChar"/>
+        </w:rPr>
+        <w:t xml:space="preserve">names(paper_df)</w:t>
+      </w:r>
+      <w:r>
+        <w:t xml:space="preserve">.</w:t>
+      </w:r>
+    </w:p>
+    <w:p>
+      <w:pPr>
+        <w:pStyle w:val="Compact"/>
+        <w:numPr>
+          <w:ilvl w:val="0"/>
+          <w:numId w:val="1020"/>
+        </w:numPr>
+      </w:pPr>
+      <w:r>
+        <w:rPr>
+          <w:rStyle w:val="VerbatimChar"/>
+          <w:b/>
+          <w:bCs/>
+        </w:rPr>
+        <w:t xml:space="preserve">coef()</w:t>
+      </w:r>
+      <w:r>
+        <w:rPr>
+          <w:b/>
+          <w:bCs/>
+        </w:rPr>
+        <w:t xml:space="preserve"> </w:t>
+      </w:r>
+      <w:r>
+        <w:rPr>
+          <w:b/>
+          <w:bCs/>
+        </w:rPr>
+        <w:t xml:space="preserve">gives two values:</w:t>
+      </w:r>
+      <w:r>
+        <w:t xml:space="preserve"> </w:t>
+      </w:r>
+      <w:r>
+        <w:rPr>
+          <w:rStyle w:val="VerbatimChar"/>
+        </w:rPr>
+        <w:t xml:space="preserve">coef(model)[1]</w:t>
+      </w:r>
+      <w:r>
+        <w:t xml:space="preserve"> </w:t>
+      </w:r>
+      <w:r>
+        <w:t xml:space="preserve">is the intercept,</w:t>
+      </w:r>
+      <w:r>
+        <w:t xml:space="preserve"> </w:t>
+      </w:r>
+      <w:r>
+        <w:rPr>
+          <w:rStyle w:val="VerbatimChar"/>
+        </w:rPr>
+        <w:t xml:space="preserve">coef(model)[2]</w:t>
+      </w:r>
+      <w:r>
+        <w:t xml:space="preserve"> </w:t>
+      </w:r>
+      <w:r>
+        <w:t xml:space="preserve">is the slope for the first predictor.</w:t>
+      </w:r>
+    </w:p>
+    <w:p>
+      <w:pPr>
+        <w:pStyle w:val="Compact"/>
+        <w:numPr>
+          <w:ilvl w:val="0"/>
+          <w:numId w:val="1020"/>
+        </w:numPr>
+      </w:pPr>
+      <w:r>
+        <w:rPr>
+          <w:rStyle w:val="VerbatimChar"/>
+          <w:b/>
+          <w:bCs/>
+        </w:rPr>
+        <w:t xml:space="preserve">residuals()</w:t>
+      </w:r>
+      <w:r>
+        <w:rPr>
+          <w:b/>
+          <w:bCs/>
+        </w:rPr>
+        <w:t xml:space="preserve"> </w:t>
+      </w:r>
+      <w:r>
+        <w:rPr>
+          <w:b/>
+          <w:bCs/>
+        </w:rPr>
+        <w:t xml:space="preserve">vs raw data:</w:t>
+      </w:r>
+      <w:r>
+        <w:t xml:space="preserve"> </w:t>
+      </w:r>
+      <w:r>
+        <w:t xml:space="preserve">always apply</w:t>
+      </w:r>
+      <w:r>
+        <w:t xml:space="preserve"> </w:t>
+      </w:r>
+      <w:r>
+        <w:rPr>
+          <w:rStyle w:val="VerbatimChar"/>
+        </w:rPr>
+        <w:t xml:space="preserve">shapiro.test()</w:t>
+      </w:r>
+      <w:r>
+        <w:t xml:space="preserve"> </w:t>
+      </w:r>
+      <w:r>
+        <w:t xml:space="preserve">and</w:t>
+      </w:r>
+      <w:r>
+        <w:t xml:space="preserve"> </w:t>
+      </w:r>
+      <w:r>
+        <w:rPr>
+          <w:rStyle w:val="VerbatimChar"/>
+        </w:rPr>
+        <w:t xml:space="preserve">plot(model)</w:t>
+      </w:r>
+      <w:r>
+        <w:t xml:space="preserve"> </w:t>
+      </w:r>
+      <w:r>
+        <w:t xml:space="preserve">to the fitted model — the residuals they check come from</w:t>
+      </w:r>
+      <w:r>
+        <w:t xml:space="preserve"> </w:t>
+      </w:r>
+      <w:r>
+        <w:rPr>
+          <w:rStyle w:val="VerbatimChar"/>
+        </w:rPr>
+        <w:t xml:space="preserve">residuals(model)</w:t>
+      </w:r>
+      <w:r>
+        <w:t xml:space="preserve">, not the raw Y column.</w:t>
+      </w:r>
+    </w:p>
+    <w:p>
+      <w:pPr>
+        <w:pStyle w:val="Compact"/>
+        <w:numPr>
+          <w:ilvl w:val="0"/>
+          <w:numId w:val="1020"/>
+        </w:numPr>
+      </w:pPr>
+      <w:r>
+        <w:rPr>
+          <w:rStyle w:val="VerbatimChar"/>
+          <w:b/>
+          <w:bCs/>
+        </w:rPr>
+        <w:t xml:space="preserve">predict()</w:t>
+      </w:r>
+      <w:r>
+        <w:rPr>
+          <w:b/>
+          <w:bCs/>
+        </w:rPr>
+        <w:t xml:space="preserve"> </w:t>
+      </w:r>
+      <w:r>
+        <w:rPr>
+          <w:b/>
+          <w:bCs/>
+        </w:rPr>
+        <w:t xml:space="preserve">needs a tibble:</w:t>
+      </w:r>
+      <w:r>
+        <w:t xml:space="preserve"> </w:t>
+      </w:r>
+      <w:r>
+        <w:rPr>
+          <w:rStyle w:val="VerbatimChar"/>
+        </w:rPr>
+        <w:t xml:space="preserve">newdata</w:t>
+      </w:r>
+      <w:r>
+        <w:t xml:space="preserve"> </w:t>
+      </w:r>
+      <w:r>
+        <w:t xml:space="preserve">must be a data frame or tibble with the exact same column name as the predictor (</w:t>
+      </w:r>
+      <w:r>
+        <w:rPr>
+          <w:rStyle w:val="VerbatimChar"/>
+        </w:rPr>
+        <w:t xml:space="preserve">mass_g</w:t>
+      </w:r>
+      <w:r>
+        <w:t xml:space="preserve">). A typo here is the most common error.</w:t>
+      </w:r>
+    </w:p>
+    <w:p>
+      <w:pPr>
+        <w:pStyle w:val="Compact"/>
+        <w:numPr>
+          <w:ilvl w:val="0"/>
+          <w:numId w:val="1020"/>
+        </w:numPr>
+      </w:pPr>
+      <w:r>
+        <w:rPr>
+          <w:rStyle w:val="VerbatimChar"/>
+          <w:b/>
+          <w:bCs/>
+        </w:rPr>
+        <w:t xml:space="preserve">geom_smooth(se = TRUE)</w:t>
+      </w:r>
+      <w:r>
+        <w:rPr>
+          <w:b/>
+          <w:bCs/>
+        </w:rPr>
+        <w:t xml:space="preserve"> </w:t>
+      </w:r>
+      <w:r>
+        <w:rPr>
+          <w:b/>
+          <w:bCs/>
+        </w:rPr>
+        <w:t xml:space="preserve">shows confidence band, not prediction interval.</w:t>
+      </w:r>
+      <w:r>
+        <w:t xml:space="preserve"> </w:t>
+      </w:r>
+      <w:r>
+        <w:t xml:space="preserve">For prediction intervals, use</w:t>
+      </w:r>
+      <w:r>
+        <w:t xml:space="preserve"> </w:t>
+      </w:r>
+      <w:r>
+        <w:rPr>
+          <w:rStyle w:val="VerbatimChar"/>
+        </w:rPr>
+        <w:t xml:space="preserve">predict()</w:t>
+      </w:r>
+      <w:r>
+        <w:t xml:space="preserve"> </w:t>
+      </w:r>
+      <w:r>
+        <w:t xml:space="preserve">manually.</w:t>
+      </w:r>
+    </w:p>
+    <w:p>
+      <w:pPr>
+        <w:pStyle w:val="Compact"/>
+        <w:numPr>
+          <w:ilvl w:val="0"/>
+          <w:numId w:val="1020"/>
+        </w:numPr>
+      </w:pPr>
+      <w:r>
+        <w:rPr>
+          <w:b/>
+          <w:bCs/>
+        </w:rPr>
         <w:t xml:space="preserve">Cheat sheets</w:t>
       </w:r>
       <w:r>
@@ -8314,7 +9008,7 @@
       <w:r>
         <w:t xml:space="preserve"> </w:t>
       </w:r>
-      <w:hyperlink r:id="rId51">
+      <w:hyperlink r:id="rId58">
         <w:r>
           <w:rPr>
             <w:rStyle w:val="Hyperlink"/>
@@ -8363,10 +9057,10 @@
           <w:i/>
           <w:iCs/>
         </w:rPr>
-        <w:t xml:space="preserve">End of Worksheet 11. Next: Worksheet 12 — downloading and summarizing real climate data.</w:t>
-      </w:r>
-    </w:p>
-    <w:bookmarkEnd w:id="52"/>
+        <w:t xml:space="preserve">End of the Regression worksheet. Next: downloading and summarizing real climate data.</w:t>
+      </w:r>
+    </w:p>
+    <w:bookmarkEnd w:id="59"/>
     <w:sectPr>
       <w:pgSz w:h="15840" w:w="12240"/>
       <w:pgMar w:bottom="1440" w:footer="720" w:gutter="0" w:header="720" w:left="1440" w:right="1440" w:top="1440"/>
@@ -8824,6 +9518,66 @@
     <w:abstractNumId w:val="992"/>
   </w:num>
   <w:num w:numId="1018">
+    <w:abstractNumId w:val="99411"/>
+    <w:lvlOverride w:ilvl="0">
+      <w:startOverride w:val="1"/>
+    </w:lvlOverride>
+    <w:lvlOverride w:ilvl="1">
+      <w:startOverride w:val="1"/>
+    </w:lvlOverride>
+    <w:lvlOverride w:ilvl="2">
+      <w:startOverride w:val="1"/>
+    </w:lvlOverride>
+    <w:lvlOverride w:ilvl="3">
+      <w:startOverride w:val="1"/>
+    </w:lvlOverride>
+    <w:lvlOverride w:ilvl="4">
+      <w:startOverride w:val="1"/>
+    </w:lvlOverride>
+    <w:lvlOverride w:ilvl="5">
+      <w:startOverride w:val="1"/>
+    </w:lvlOverride>
+    <w:lvlOverride w:ilvl="6">
+      <w:startOverride w:val="1"/>
+    </w:lvlOverride>
+    <w:lvlOverride w:ilvl="7">
+      <w:startOverride w:val="1"/>
+    </w:lvlOverride>
+    <w:lvlOverride w:ilvl="8">
+      <w:startOverride w:val="1"/>
+    </w:lvlOverride>
+  </w:num>
+  <w:num w:numId="1019">
+    <w:abstractNumId w:val="99411"/>
+    <w:lvlOverride w:ilvl="0">
+      <w:startOverride w:val="1"/>
+    </w:lvlOverride>
+    <w:lvlOverride w:ilvl="1">
+      <w:startOverride w:val="1"/>
+    </w:lvlOverride>
+    <w:lvlOverride w:ilvl="2">
+      <w:startOverride w:val="1"/>
+    </w:lvlOverride>
+    <w:lvlOverride w:ilvl="3">
+      <w:startOverride w:val="1"/>
+    </w:lvlOverride>
+    <w:lvlOverride w:ilvl="4">
+      <w:startOverride w:val="1"/>
+    </w:lvlOverride>
+    <w:lvlOverride w:ilvl="5">
+      <w:startOverride w:val="1"/>
+    </w:lvlOverride>
+    <w:lvlOverride w:ilvl="6">
+      <w:startOverride w:val="1"/>
+    </w:lvlOverride>
+    <w:lvlOverride w:ilvl="7">
+      <w:startOverride w:val="1"/>
+    </w:lvlOverride>
+    <w:lvlOverride w:ilvl="8">
+      <w:startOverride w:val="1"/>
+    </w:lvlOverride>
+  </w:num>
+  <w:num w:numId="1020">
     <w:abstractNumId w:val="99411"/>
     <w:lvlOverride w:ilvl="0">
       <w:startOverride w:val="1"/>

--- a/docs/content/regression/regression_activity.docx
+++ b/docs/content/regression/regression_activity.docx
@@ -31,7 +31,7 @@
         <w:pStyle w:val="Date"/>
       </w:pPr>
       <w:r>
-        <w:t xml:space="preserve">2026-08-27</w:t>
+        <w:t xml:space="preserve">2026-09-01</w:t>
       </w:r>
     </w:p>
     <w:bookmarkStart w:id="21" w:name="regression-predicting-leaf-area"/>

--- a/docs/content/regression/regression_activity.docx
+++ b/docs/content/regression/regression_activity.docx
@@ -31,7 +31,7 @@
         <w:pStyle w:val="Date"/>
       </w:pPr>
       <w:r>
-        <w:t xml:space="preserve">2026-09-01</w:t>
+        <w:t xml:space="preserve">2026-09-03</w:t>
       </w:r>
     </w:p>
     <w:bookmarkStart w:id="21" w:name="regression-predicting-leaf-area"/>

--- a/docs/content/regression/regression_activity.docx
+++ b/docs/content/regression/regression_activity.docx
@@ -10360,8 +10360,8 @@
       <w:rFonts w:asciiTheme="majorHAnsi" w:cstheme="majorBidi" w:eastAsiaTheme="majorEastAsia" w:hAnsiTheme="majorHAnsi"/>
       <w:spacing w:val="-10"/>
       <w:kern w:val="28"/>
-      <w:sz w:val="56"/>
-      <w:szCs w:val="56"/>
+      <w:sz w:val="40"/>
+      <w:szCs w:val="40"/>
     </w:rPr>
   </w:style>
   <w:style w:customStyle="1" w:styleId="TitleChar" w:type="character">
@@ -10374,8 +10374,8 @@
       <w:rFonts w:asciiTheme="majorHAnsi" w:cstheme="majorBidi" w:eastAsiaTheme="majorEastAsia" w:hAnsiTheme="majorHAnsi"/>
       <w:spacing w:val="-10"/>
       <w:kern w:val="28"/>
-      <w:sz w:val="56"/>
-      <w:szCs w:val="56"/>
+      <w:sz w:val="40"/>
+      <w:szCs w:val="40"/>
     </w:rPr>
   </w:style>
   <w:style w:styleId="Subtitle" w:type="paragraph">

--- a/docs/content/regression/regression_activity.docx
+++ b/docs/content/regression/regression_activity.docx
@@ -31,7 +31,7 @@
         <w:pStyle w:val="Date"/>
       </w:pPr>
       <w:r>
-        <w:t xml:space="preserve">2026-09-03</w:t>
+        <w:t xml:space="preserve">2026-09-04</w:t>
       </w:r>
     </w:p>
     <w:bookmarkStart w:id="21" w:name="regression-predicting-leaf-area"/>
